--- a/docs/guides/HuaJian_Pay-支付宝通道配置教程.docx
+++ b/docs/guides/HuaJian_Pay-支付宝通道配置教程.docx
@@ -75,7 +75,7 @@
         <w:rPr>
           <w:sz w:val="20"/>
         </w:rPr>
-        <w:t xml:space="preserve">文档目录：docs/guides/  ·  图片：docs/assets/alipay-channel/</w:t>
+        <w:t xml:space="preserve">文档目录：docs/guides/ · 图片：docs/assets/alipay-channel/</w:t>
       </w:r>
     </w:p>
     <w:p>
@@ -87,12 +87,7 @@
         <w:rPr>
           <w:sz w:val="20"/>
         </w:rPr>
-        <w:t xml:space="preserve">修订日期：2026-07-25  ·  角色：FileManager</w:t>
-      </w:r>
-    </w:p>
-    <w:p>
-      <w:r>
-        <w:br w:type="page"/>
+        <w:t xml:space="preserve">修订日期：2026-07-25 · 角色：FileManager</w:t>
       </w:r>
     </w:p>
     <w:p>
@@ -111,32 +106,123 @@
     </w:p>
     <w:p>
       <w:pPr>
-        <w:pStyle w:val="TOCHeading"/>
-      </w:pPr>
-      <w:r>
-        <w:t>目录</w:t>
-      </w:r>
-    </w:p>
-    <w:p>
-      <w:r>
-        <w:fldChar w:fldCharType="begin"/>
-      </w:r>
-      <w:r>
-        <w:instrText xml:space="preserve"> TOC \o "1-2" \h \u </w:instrText>
-      </w:r>
-      <w:r>
-        <w:fldChar w:fldCharType="separate"/>
-      </w:r>
-      <w:r>
-        <w:t xml:space="preserve">Update field to see table of contents</w:t>
-      </w:r>
-      <w:r>
-        <w:fldChar w:fldCharType="end"/>
-      </w:r>
-    </w:p>
-    <w:p>
-      <w:r>
-        <w:br w:type="page"/>
+        <w:spacing w:after="80"/>
+      </w:pPr>
+      <w:r>
+        <w:rPr>
+          <w:sz w:val="22"/>
+        </w:rPr>
+        <w:t xml:space="preserve">1. 产品边界与适用场景</w:t>
+      </w:r>
+    </w:p>
+    <w:p>
+      <w:pPr>
+        <w:spacing w:after="80"/>
+      </w:pPr>
+      <w:r>
+        <w:rPr>
+          <w:sz w:val="22"/>
+        </w:rPr>
+        <w:t xml:space="preserve">2. 架构与主数据流</w:t>
+      </w:r>
+    </w:p>
+    <w:p>
+      <w:pPr>
+        <w:spacing w:after="80"/>
+      </w:pPr>
+      <w:r>
+        <w:rPr>
+          <w:sz w:val="22"/>
+        </w:rPr>
+        <w:t xml:space="preserve">3. 字段映射：开放平台、环境变量与 Admin</w:t>
+      </w:r>
+    </w:p>
+    <w:p>
+      <w:pPr>
+        <w:spacing w:after="80"/>
+      </w:pPr>
+      <w:r>
+        <w:rPr>
+          <w:sz w:val="22"/>
+        </w:rPr>
+        <w:t xml:space="preserve">4. 开放平台准备与 RSA2 密钥</w:t>
+      </w:r>
+    </w:p>
+    <w:p>
+      <w:pPr>
+        <w:spacing w:after="80"/>
+      </w:pPr>
+      <w:r>
+        <w:rPr>
+          <w:sz w:val="22"/>
+        </w:rPr>
+        <w:t xml:space="preserve">5. 在 HuaJian_Pay 中配置</w:t>
+      </w:r>
+    </w:p>
+    <w:p>
+      <w:pPr>
+        <w:spacing w:after="80"/>
+      </w:pPr>
+      <w:r>
+        <w:rPr>
+          <w:sz w:val="22"/>
+        </w:rPr>
+        <w:t xml:space="preserve">6. newapi 接入</w:t>
+      </w:r>
+    </w:p>
+    <w:p>
+      <w:pPr>
+        <w:spacing w:after="80"/>
+      </w:pPr>
+      <w:r>
+        <w:rPr>
+          <w:sz w:val="22"/>
+        </w:rPr>
+        <w:t xml:space="preserve">7. Mock 与真实小额验收</w:t>
+      </w:r>
+    </w:p>
+    <w:p>
+      <w:pPr>
+        <w:spacing w:after="80"/>
+      </w:pPr>
+      <w:r>
+        <w:rPr>
+          <w:sz w:val="22"/>
+        </w:rPr>
+        <w:t xml:space="preserve">8. 回调、HTTPS 与防火墙</w:t>
+      </w:r>
+    </w:p>
+    <w:p>
+      <w:pPr>
+        <w:spacing w:after="80"/>
+      </w:pPr>
+      <w:r>
+        <w:rPr>
+          <w:sz w:val="22"/>
+        </w:rPr>
+        <w:t xml:space="preserve">9. 常见错误排查</w:t>
+      </w:r>
+    </w:p>
+    <w:p>
+      <w:pPr>
+        <w:spacing w:after="80"/>
+      </w:pPr>
+      <w:r>
+        <w:rPr>
+          <w:sz w:val="22"/>
+        </w:rPr>
+        <w:t xml:space="preserve">10. 密钥轮换与安全</w:t>
+      </w:r>
+    </w:p>
+    <w:p>
+      <w:pPr>
+        <w:spacing w:after="80"/>
+      </w:pPr>
+      <w:r>
+        <w:rPr>
+          <w:sz w:val="22"/>
+        </w:rPr>
+        <w:t xml:space="preserve">11. 图片与文件清单</w:t>
       </w:r>
     </w:p>
     <w:p>
@@ -210,11 +296,6 @@
           <w:sz w:val="22"/>
         </w:rPr>
         <w:t xml:space="preserve">对照实现：apps/server 通道与 env、apps/admin AlipayView、.env.example、README 与 docs/api.md。通道模式 CHANNEL_MODE 可为 mock、alipay 或 wxpay。</w:t>
-      </w:r>
-    </w:p>
-    <w:p>
-      <w:r>
-        <w:br w:type="page"/>
       </w:r>
     </w:p>
     <w:p>
@@ -305,11 +386,6 @@
       </w:r>
     </w:p>
     <w:p>
-      <w:r>
-        <w:br w:type="page"/>
-      </w:r>
-    </w:p>
-    <w:p>
       <w:pPr>
         <w:pStyle w:val="Heading1"/>
         <w:pageBreakBefore/>
@@ -533,11 +609,6 @@
       </w:r>
     </w:p>
     <w:p>
-      <w:r>
-        <w:br w:type="page"/>
-      </w:r>
-    </w:p>
-    <w:p>
       <w:pPr>
         <w:pStyle w:val="Heading1"/>
         <w:pageBreakBefore/>
@@ -584,11 +655,6 @@
           <w:sz w:val="22"/>
         </w:rPr>
         <w:t xml:space="preserve">警告：开放平台控制台界面可能更新；若引用官网截图须脱敏且标注界面可能变化。本教程使用原创图与脱敏 Admin 模拟图。</w:t>
-      </w:r>
-    </w:p>
-    <w:p>
-      <w:r>
-        <w:br w:type="page"/>
       </w:r>
     </w:p>
     <w:p>
@@ -716,11 +782,6 @@
       </w:r>
     </w:p>
     <w:p>
-      <w:r>
-        <w:br w:type="page"/>
-      </w:r>
-    </w:p>
-    <w:p>
       <w:pPr>
         <w:pStyle w:val="Heading1"/>
         <w:pageBreakBefore/>
@@ -744,11 +805,6 @@
           <w:sz w:val="22"/>
         </w:rPr>
         <w:t xml:space="preserve">易支付接口地址填 APP_URL；PID 与 KEY 使用 PLATFORM_PID 与 PLATFORM_KEY 或 Admin 商户；支付类型 type=alipay；签名 MD5。详见 docs/newapi-integration.md。</w:t>
-      </w:r>
-    </w:p>
-    <w:p>
-      <w:r>
-        <w:br w:type="page"/>
       </w:r>
     </w:p>
     <w:p>
@@ -850,11 +906,6 @@
       </w:r>
     </w:p>
     <w:p>
-      <w:r>
-        <w:br w:type="page"/>
-      </w:r>
-    </w:p>
-    <w:p>
       <w:pPr>
         <w:pStyle w:val="Heading1"/>
         <w:pageBreakBefore/>
@@ -881,11 +932,6 @@
       </w:r>
     </w:p>
     <w:p>
-      <w:r>
-        <w:br w:type="page"/>
-      </w:r>
-    </w:p>
-    <w:p>
       <w:pPr>
         <w:pStyle w:val="Heading1"/>
         <w:pageBreakBefore/>
@@ -956,11 +1002,6 @@
       </w:r>
     </w:p>
     <w:p>
-      <w:r>
-        <w:br w:type="page"/>
-      </w:r>
-    </w:p>
-    <w:p>
       <w:pPr>
         <w:pStyle w:val="Heading1"/>
         <w:pageBreakBefore/>
@@ -984,11 +1025,6 @@
           <w:sz w:val="22"/>
         </w:rPr>
         <w:t xml:space="preserve">开放平台轮换密钥后，在维护窗口通过 Admin 或 env 更新并小额验证；日志禁止打印完整 PEM；参见 docs/security-checklist.md。</w:t>
-      </w:r>
-    </w:p>
-    <w:p>
-      <w:r>
-        <w:br w:type="page"/>
       </w:r>
     </w:p>
     <w:p>
